--- a/_implementation-notes/evening-series/FotH Pilot Session 1 Evening Run Sheet DRAFT v1.docx
+++ b/_implementation-notes/evening-series/FotH Pilot Session 1 Evening Run Sheet DRAFT v1.docx
@@ -316,6 +316,82 @@
       </w:r>
       <w:r>
         <w:t xml:space="preserve">carry the one-sentence prep from their handout.</w:t>
+      </w:r>
+    </w:p>
+    <w:p>
+      <w:pPr>
+        <w:pStyle w:val="Compact"/>
+        <w:numPr>
+          <w:ilvl w:val="0"/>
+          <w:numId w:val="1001"/>
+        </w:numPr>
+      </w:pPr>
+      <w:r>
+        <w:rPr>
+          <w:b/>
+          <w:bCs/>
+        </w:rPr>
+        <w:t>The evening opens on the map.</w:t>
+      </w:r>
+      <w:r>
+        <w:t xml:space="preserve"> The Four Connects grounding slide now opens every session. Session 1 opens the whole map — all four Connects: Self, Others, God, Mission — a sequence, not four separate topics (Matt. 22:37–40).</w:t>
+      </w:r>
+    </w:p>
+    <w:p>
+      <w:pPr>
+        <w:pStyle w:val="Compact"/>
+        <w:numPr>
+          <w:ilvl w:val="0"/>
+          <w:numId w:val="1001"/>
+        </w:numPr>
+      </w:pPr>
+      <w:r>
+        <w:rPr>
+          <w:b/>
+          <w:bCs/>
+        </w:rPr>
+        <w:t>A pair leads, visibly.</w:t>
+      </w:r>
+      <w:r>
+        <w:t xml:space="preserve"> Name it in the welcome: two leaders hold tonight — container and content — and the room will see the evening handed back and forth between them. That is the design. The pair practices the session together before the evening (at the planning lab, or before dinner), so each knows who is where in the flow.</w:t>
+      </w:r>
+    </w:p>
+    <w:p>
+      <w:pPr>
+        <w:pStyle w:val="Compact"/>
+        <w:numPr>
+          <w:ilvl w:val="0"/>
+          <w:numId w:val="1001"/>
+        </w:numPr>
+      </w:pPr>
+      <w:r>
+        <w:rPr>
+          <w:b/>
+          <w:bCs/>
+        </w:rPr>
+        <w:t>Split only if the room needs it.</w:t>
+      </w:r>
+      <w:r>
+        <w:t xml:space="preserve"> Any split-and-merge assumes numbers. With six or so around the table, stay one circle — or drop into quick pair work in place, knee to knee, which does the same work faster. Pair work is also the standing time-recovery lever: a full split-and-merge costs about five minutes.</w:t>
+      </w:r>
+    </w:p>
+    <w:p>
+      <w:pPr>
+        <w:pStyle w:val="Compact"/>
+        <w:numPr>
+          <w:ilvl w:val="0"/>
+          <w:numId w:val="1001"/>
+        </w:numPr>
+      </w:pPr>
+      <w:r>
+        <w:rPr>
+          <w:b/>
+          <w:bCs/>
+        </w:rPr>
+        <w:t>The container holder is the busier seat.</w:t>
+      </w:r>
+      <w:r>
+        <w:t xml:space="preserve"> Clock and room both: a continuous read against safe, present, clear, intentional — noticing anyone triggered or checked out. Anything of weight goes to the backstop adult; that handoff is the bright line working, not the container failing.</w:t>
       </w:r>
     </w:p>
     <w:bookmarkEnd w:id="9"/>
@@ -885,7 +961,7 @@
           <w:b/>
           <w:bCs/>
         </w:rPr>
-        <w:t xml:space="preserve">The practice, week one.</w:t>
+        <w:t>The homework practice, week one.</w:t>
       </w:r>
       <w:r>
         <w:t xml:space="preserve"> </w:t>
@@ -977,7 +1053,7 @@
           <w:b/>
           <w:bCs/>
         </w:rPr>
-        <w:t xml:space="preserve">The practice, week two.</w:t>
+        <w:t>The homework practice, week two.</w:t>
       </w:r>
       <w:r>
         <w:t xml:space="preserve"> </w:t>

--- a/_implementation-notes/evening-series/FotH Pilot Session 1 Evening Run Sheet DRAFT v1.docx
+++ b/_implementation-notes/evening-series/FotH Pilot Session 1 Evening Run Sheet DRAFT v1.docx
@@ -786,29 +786,29 @@
               <w:pStyle w:val="Compact"/>
             </w:pPr>
             <w:r>
-              <w:t xml:space="preserve">8:24-8:28</w:t>
-            </w:r>
-          </w:p>
-        </w:tc>
-        <w:tc>
-          <w:tcPr/>
-          <w:p>
-            <w:pPr>
-              <w:pStyle w:val="Compact"/>
-            </w:pPr>
-            <w:r>
-              <w:t xml:space="preserve">Leader Feedback Round, both leaders: what went well, what I would do differently, the teach-back — and the room’s answers as time serves; it has fit before.</w:t>
-            </w:r>
-          </w:p>
-        </w:tc>
-        <w:tc>
-          <w:tcPr/>
-          <w:p>
-            <w:pPr>
-              <w:pStyle w:val="Compact"/>
-            </w:pPr>
-            <w:r>
-              <w:t xml:space="preserve">Both leaders</w:t>
+              <w:t xml:space="preserve">8:24-8:26</w:t>
+            </w:r>
+          </w:p>
+        </w:tc>
+        <w:tc>
+          <w:tcPr/>
+          <w:p>
+            <w:pPr>
+              <w:pStyle w:val="Compact"/>
+            </w:pPr>
+            <w:r>
+              <w:t xml:space="preserve">Closing container begins — Week 1 order: closing before the round.</w:t>
+            </w:r>
+          </w:p>
+        </w:tc>
+        <w:tc>
+          <w:tcPr/>
+          <w:p>
+            <w:pPr>
+              <w:pStyle w:val="Compact"/>
+            </w:pPr>
+            <w:r>
+              <w:t xml:space="preserve">Container holder</w:t>
             </w:r>
           </w:p>
         </w:tc>
@@ -821,18 +821,53 @@
               <w:pStyle w:val="Compact"/>
             </w:pPr>
             <w:r>
-              <w:t xml:space="preserve">8:28-8:30</w:t>
-            </w:r>
-          </w:p>
-        </w:tc>
-        <w:tc>
-          <w:tcPr/>
-          <w:p>
-            <w:pPr>
-              <w:pStyle w:val="Compact"/>
-            </w:pPr>
-            <w:r>
-              <w:t xml:space="preserve">Closing container reaffirmed; Aaronic blessing.</w:t>
+              <w:t xml:space="preserve">8:26-8:29</w:t>
+            </w:r>
+          </w:p>
+        </w:tc>
+        <w:tc>
+          <w:tcPr/>
+          <w:p>
+            <w:pPr>
+              <w:pStyle w:val="Compact"/>
+            </w:pPr>
+            <w:r>
+              <w:t xml:space="preserve">Leader Feedback Round interposed, both leaders: what went well, what I would do differently, the teach-back — and the room’s answers as time serves; it has fit before.</w:t>
+            </w:r>
+          </w:p>
+        </w:tc>
+        <w:tc>
+          <w:tcPr/>
+          <w:p>
+            <w:pPr>
+              <w:pStyle w:val="Compact"/>
+            </w:pPr>
+            <w:r>
+              <w:t xml:space="preserve">Both leaders</w:t>
+            </w:r>
+          </w:p>
+        </w:tc>
+      </w:tr>
+      <w:tr>
+        <w:tc>
+          <w:tcPr/>
+          <w:p>
+            <w:pPr>
+              <w:pStyle w:val="Compact"/>
+            </w:pPr>
+            <w:r>
+              <w:t xml:space="preserve">8:29-8:30</w:t>
+            </w:r>
+          </w:p>
+        </w:tc>
+        <w:tc>
+          <w:tcPr/>
+          <w:p>
+            <w:pPr>
+              <w:pStyle w:val="Compact"/>
+            </w:pPr>
+            <w:r>
+              <w:t xml:space="preserve">Aaronic blessing.</w:t>
             </w:r>
           </w:p>
         </w:tc>

--- a/_implementation-notes/evening-series/FotH Pilot Session 1 Evening Run Sheet DRAFT v1.docx
+++ b/_implementation-notes/evening-series/FotH Pilot Session 1 Evening Run Sheet DRAFT v1.docx
@@ -8,7 +8,7 @@
         <w:pStyle w:val="Heading1"/>
       </w:pPr>
       <w:r>
-        <w:t xml:space="preserve">Session 1, Evening Form — Welcome to the Journey</w:t>
+        <w:t>Evening 1 — Welcome to the Journey</w:t>
       </w:r>
     </w:p>
     <w:p>
@@ -334,7 +334,7 @@
         <w:t>The evening opens on the map.</w:t>
       </w:r>
       <w:r>
-        <w:t xml:space="preserve"> The Four Connects grounding slide now opens every session. Session 1 opens the whole map — all four Connects: Self, Others, God, Mission — a sequence, not four separate topics (Matt. 22:37–40).</w:t>
+        <w:t xml:space="preserve"> The Four Connects grounding slide now opens every session. Evening 1 opens the whole map — all four Connects: Self, Others, God, Mission — a sequence, not four separate topics (Matt. 22:37–40).</w:t>
       </w:r>
     </w:p>
     <w:p>
@@ -980,7 +980,7 @@
         <w:pStyle w:val="Heading2"/>
       </w:pPr>
       <w:r>
-        <w:t xml:space="preserve">The homework handout (Session 1, two weeks)</w:t>
+        <w:t>The homework handout (Evening 1, two weeks)</w:t>
       </w:r>
     </w:p>
     <w:p>
@@ -1270,6 +1270,8 @@
     <w:bookmarkEnd w:id="12"/>
     <w:bookmarkEnd w:id="13"/>
     <w:sectPr>
+      <w:headerReference w:type="default" r:id="rId9"/>
+      <w:footerReference w:type="default" r:id="rId10"/>
       <w:footnotePr>
         <w:numRestart w:val="eachSect"/>
       </w:footnotePr>
@@ -1282,6 +1284,16 @@
 <w:comments xmlns:w="http://schemas.openxmlformats.org/wordprocessingml/2006/main" xmlns:m="http://schemas.openxmlformats.org/officeDocument/2006/math" xmlns:r="http://schemas.openxmlformats.org/officeDocument/2006/relationships" xmlns:o="urn:schemas-microsoft-com:office:office" xmlns:v="urn:schemas-microsoft-com:vml" xmlns:w10="urn:schemas-microsoft-com:office:word" xmlns:a="http://schemas.openxmlformats.org/drawingml/2006/main" xmlns:pic="http://schemas.openxmlformats.org/drawingml/2006/picture" xmlns:wp="http://schemas.openxmlformats.org/drawingml/2006/wordprocessingDrawing"/>
 </file>
 
+<file path=word/footer1.xml><?xml version="1.0" encoding="utf-8"?>
+<w:ftr xmlns:m="http://schemas.openxmlformats.org/officeDocument/2006/math" xmlns:mc="http://schemas.openxmlformats.org/markup-compatibility/2006" xmlns:mo="http://schemas.microsoft.com/office/mac/office/2008/main" xmlns:mv="urn:schemas-microsoft-com:mac:vml" xmlns:o="urn:schemas-microsoft-com:office:office" xmlns:r="http://schemas.openxmlformats.org/officeDocument/2006/relationships" xmlns:v="urn:schemas-microsoft-com:vml" xmlns:w10="urn:schemas-microsoft-com:office:word" xmlns:w14="http://schemas.microsoft.com/office/word/2010/wordml" xmlns:w="http://schemas.openxmlformats.org/wordprocessingml/2006/main" xmlns:wne="http://schemas.microsoft.com/office/word/2006/wordml" xmlns:wp14="http://schemas.microsoft.com/office/word/2010/wordprocessingDrawing" xmlns:wp="http://schemas.openxmlformats.org/drawingml/2006/wordprocessingDrawing" xmlns:wpc="http://schemas.microsoft.com/office/word/2010/wordprocessingCanvas" xmlns:wpg="http://schemas.microsoft.com/office/word/2010/wordprocessingGroup" xmlns:wpi="http://schemas.microsoft.com/office/word/2010/wordprocessingInk" xmlns:wps="http://schemas.microsoft.com/office/word/2010/wordprocessingShape" mc:Ignorable="w14 wp14">
+  <w:p>
+    <w:pPr>
+      <w:pStyle w:val="Footer"/>
+    </w:pPr>
+  </w:p>
+</w:ftr>
+</file>
+
 <file path=word/footnotes.xml><?xml version="1.0" encoding="utf-8"?>
 <w:footnotes xmlns:w="http://schemas.openxmlformats.org/wordprocessingml/2006/main" xmlns:m="http://schemas.openxmlformats.org/officeDocument/2006/math" xmlns:r="http://schemas.openxmlformats.org/officeDocument/2006/relationships" xmlns:o="urn:schemas-microsoft-com:office:office" xmlns:v="urn:schemas-microsoft-com:vml" xmlns:w10="urn:schemas-microsoft-com:office:word" xmlns:a="http://schemas.openxmlformats.org/drawingml/2006/main" xmlns:pic="http://schemas.openxmlformats.org/drawingml/2006/picture" xmlns:wp="http://schemas.openxmlformats.org/drawingml/2006/wordprocessingDrawing">
   <w:footnote w:type="continuationSeparator" w:id="0">
@@ -1299,6 +1311,16 @@
     </w:p>
   </w:footnote>
 </w:footnotes>
+</file>
+
+<file path=word/header1.xml><?xml version="1.0" encoding="utf-8"?>
+<w:hdr xmlns:m="http://schemas.openxmlformats.org/officeDocument/2006/math" xmlns:mc="http://schemas.openxmlformats.org/markup-compatibility/2006" xmlns:mo="http://schemas.microsoft.com/office/mac/office/2008/main" xmlns:mv="urn:schemas-microsoft-com:mac:vml" xmlns:o="urn:schemas-microsoft-com:office:office" xmlns:r="http://schemas.openxmlformats.org/officeDocument/2006/relationships" xmlns:v="urn:schemas-microsoft-com:vml" xmlns:w10="urn:schemas-microsoft-com:office:word" xmlns:w14="http://schemas.microsoft.com/office/word/2010/wordml" xmlns:w="http://schemas.openxmlformats.org/wordprocessingml/2006/main" xmlns:wne="http://schemas.microsoft.com/office/word/2006/wordml" xmlns:wp14="http://schemas.microsoft.com/office/word/2010/wordprocessingDrawing" xmlns:wp="http://schemas.openxmlformats.org/drawingml/2006/wordprocessingDrawing" xmlns:wpc="http://schemas.microsoft.com/office/word/2010/wordprocessingCanvas" xmlns:wpg="http://schemas.microsoft.com/office/word/2010/wordprocessingGroup" xmlns:wpi="http://schemas.microsoft.com/office/word/2010/wordprocessingInk" xmlns:wps="http://schemas.microsoft.com/office/word/2010/wordprocessingShape" mc:Ignorable="w14 wp14">
+  <w:p>
+    <w:pPr>
+      <w:pStyle w:val="Header"/>
+    </w:pPr>
+  </w:p>
+</w:hdr>
 </file>
 
 <file path=word/numbering.xml><?xml version="1.0" encoding="utf-8"?>
